--- a/examples/nvda_demo/nvda_report.docx
+++ b/examples/nvda_demo/nvda_report.docx
@@ -1724,7 +1724,7 @@
           <w:color w:val="0B2545"/>
           <w:sz w:val="28"/>
         </w:rPr>
-        <w:t>2.  Stance — What We Ask the Market to Reconsider</w:t>
+        <w:t>2.  Stance — What the Market Misses</w:t>
       </w:r>
     </w:p>
     <w:p>
